--- a/templates/anaplirotes/epa/apofasi/progennitikon.docx
+++ b/templates/anaplirotes/epa/apofasi/progennitikon.docx
@@ -927,7 +927,7 @@
           <w:sz w:val="22"/>
           <w:szCs w:val="22"/>
         </w:rPr>
-        <w:t xml:space="preserve">Την από {{ imerominia_aitisis }} αίτηση {{ tou_tis }} {{ onomateponymo }} του {{ patronymo }}, {{ anaplirotis_gen }} εκπαιδευτικού-ΕΣΠΑ του {{ sxoleio_gen }} για χορήγηση ειδικής άδειας προγεννητικών εξετάσεων.</w:t>
+        <w:t xml:space="preserve">Την από {{ imerominia_aitisis }} αίτηση {{ tou_tis }} {{ onomateponymo_gen }} του {{ patronymo }}, {{ anaplirotis_gen }} εκπαιδευτικού-ΕΣΠΑ του {{ sxoleio_gen }} για χορήγηση ειδικής άδειας προγεννητικών εξετάσεων.</w:t>
       </w:r>
     </w:p>
     <w:p>
@@ -1056,7 +1056,7 @@
           <w:sz w:val="22"/>
           <w:szCs w:val="22"/>
         </w:rPr>
-        <w:t xml:space="preserve">Χορηγούμε {{ ston_stin }} {{ onomateponymo }}, {{ anaplirotis_ait }} εκπαιδευτικό ΕΣΠΑ κλάδου {{ klados }} του {{ sxoleio_gen }}  1/ήμερη άδεια προγεννητικών εξετάσεων , με αποδοχές, στις {{ imerominia_stis }}</w:t>
+        <w:t xml:space="preserve">Χορηγούμε {{ ston_stin }} {{ onomateponymo_ait }}, {{ anaplirotis_ait }} εκπαιδευτικό ΕΣΠΑ κλάδου {{ klados }} του {{ sxoleio_gen }}  1/ήμερη άδεια προγεννητικών εξετάσεων , με αποδοχές, στις {{ imerominia_stis }}</w:t>
       </w:r>
       <w:r>
         <w:rPr>
